--- a/source/reference_documents/tertiary_documents/implementation/Deprecated Functions/incorporate scan/Deprecated Functions - Incorporate Scan.docx
+++ b/source/reference_documents/tertiary_documents/implementation/Deprecated Functions/incorporate scan/Deprecated Functions - Incorporate Scan.docx
@@ -40,7 +40,7 @@
         <w:t xml:space="preserve">Version </w:t>
       </w:r>
       <w:r>
-        <w:t>2</w:t>
+        <w:t>3</w:t>
       </w:r>
     </w:p>
     <w:p>
@@ -57,7 +57,7 @@
         <w:rPr>
           <w:noProof/>
         </w:rPr>
-        <w:t>3/26/26 10:02 AM</w:t>
+        <w:t>4/6/26 2:11 PM</w:t>
       </w:r>
       <w:r>
         <w:fldChar w:fldCharType="end"/>
@@ -918,9 +918,9 @@
           <w:noProof/>
         </w:rPr>
         <w:drawing>
-          <wp:inline distT="0" distB="0" distL="0" distR="0" wp14:anchorId="2E62426D" wp14:editId="73D72891">
-            <wp:extent cx="4485638" cy="4390931"/>
-            <wp:effectExtent l="0" t="0" r="0" b="3810"/>
+          <wp:inline distT="0" distB="0" distL="0" distR="0" wp14:anchorId="2E62426D" wp14:editId="6DA48E0D">
+            <wp:extent cx="4525808" cy="4430254"/>
+            <wp:effectExtent l="0" t="0" r="0" b="2540"/>
             <wp:docPr id="573539493" name="Picture 1"/>
             <wp:cNvGraphicFramePr>
               <a:graphicFrameLocks xmlns:a="http://schemas.openxmlformats.org/drawingml/2006/main" noChangeAspect="1"/>
@@ -941,7 +941,7 @@
                   <pic:spPr>
                     <a:xfrm>
                       <a:off x="0" y="0"/>
-                      <a:ext cx="4525809" cy="4430254"/>
+                      <a:ext cx="4525808" cy="4430254"/>
                     </a:xfrm>
                     <a:prstGeom prst="rect">
                       <a:avLst/>
@@ -1043,6 +1043,85 @@
       <w:r>
         <w:t>.</w:t>
       </w:r>
+      <w:r>
+        <w:t xml:space="preserve"> </w:t>
+      </w:r>
+      <w:r>
+        <w:t xml:space="preserve">If the build settings are changed, an </w:t>
+      </w:r>
+      <w:r>
+        <w:rPr>
+          <w:b/>
+          <w:bCs/>
+        </w:rPr>
+        <w:t>updated build settings report</w:t>
+      </w:r>
+      <w:r>
+        <w:t xml:space="preserve"> is generated</w:t>
+      </w:r>
+      <w:r>
+        <w:t>.</w:t>
+      </w:r>
+    </w:p>
+    <w:p>
+      <w:pPr>
+        <w:pStyle w:val="Note"/>
+      </w:pPr>
+      <w:r>
+        <w:rPr>
+          <w:b/>
+          <w:bCs/>
+          <w:color w:val="0070C0"/>
+        </w:rPr>
+        <w:t>Note:</w:t>
+      </w:r>
+      <w:r>
+        <w:tab/>
+      </w:r>
+      <w:r>
+        <w:t>Alterations to the build settings</w:t>
+      </w:r>
+      <w:r>
+        <w:t xml:space="preserve"> should be implemented in alignment with the </w:t>
+      </w:r>
+      <w:r>
+        <w:rPr>
+          <w:b/>
+          <w:bCs/>
+        </w:rPr>
+        <w:t xml:space="preserve">Secure Setting Document </w:t>
+      </w:r>
+      <w:r>
+        <w:rPr>
+          <w:b/>
+          <w:bCs/>
+          <w:color w:val="0070C0"/>
+          <w:vertAlign w:val="superscript"/>
+        </w:rPr>
+        <w:t>[5]</w:t>
+      </w:r>
+      <w:r>
+        <w:t xml:space="preserve"> AVCDL secondary document, specifically the </w:t>
+      </w:r>
+      <w:r>
+        <w:rPr>
+          <w:b/>
+          <w:bCs/>
+        </w:rPr>
+        <w:t xml:space="preserve">Secure Settings – Apply Options Procedure </w:t>
+      </w:r>
+      <w:r>
+        <w:rPr>
+          <w:b/>
+          <w:bCs/>
+          <w:color w:val="0070C0"/>
+          <w:vertAlign w:val="superscript"/>
+        </w:rPr>
+        <w:t>[6]</w:t>
+      </w:r>
+      <w:r>
+        <w:t xml:space="preserve"> AVCDL tertiary document.</w:t>
+      </w:r>
     </w:p>
     <w:p>
       <w:pPr>
@@ -1173,69 +1252,6 @@
       </w:r>
       <w:r>
         <w:t xml:space="preserve"> </w:t>
-      </w:r>
-    </w:p>
-    <w:p>
-      <w:pPr>
-        <w:pStyle w:val="Note"/>
-      </w:pPr>
-      <w:r>
-        <w:rPr>
-          <w:b/>
-          <w:bCs/>
-          <w:color w:val="0070C0"/>
-        </w:rPr>
-        <w:t>Note:</w:t>
-      </w:r>
-      <w:r>
-        <w:tab/>
-      </w:r>
-      <w:r>
-        <w:t xml:space="preserve">Should there be an impact to </w:t>
-      </w:r>
-      <w:r>
-        <w:t xml:space="preserve">tool settings, these should be implemented in alignment with the </w:t>
-      </w:r>
-      <w:r>
-        <w:rPr>
-          <w:b/>
-          <w:bCs/>
-        </w:rPr>
-        <w:t xml:space="preserve">Secure Setting Document </w:t>
-      </w:r>
-      <w:r>
-        <w:rPr>
-          <w:b/>
-          <w:bCs/>
-          <w:color w:val="0070C0"/>
-          <w:vertAlign w:val="superscript"/>
-        </w:rPr>
-        <w:t>[5]</w:t>
-      </w:r>
-      <w:r>
-        <w:t xml:space="preserve"> AVCDL secondary document, specifically the </w:t>
-      </w:r>
-      <w:r>
-        <w:rPr>
-          <w:b/>
-          <w:bCs/>
-        </w:rPr>
-        <w:t xml:space="preserve">Secure Settings – Apply Options Procedure </w:t>
-      </w:r>
-      <w:r>
-        <w:rPr>
-          <w:b/>
-          <w:bCs/>
-          <w:color w:val="0070C0"/>
-          <w:vertAlign w:val="superscript"/>
-        </w:rPr>
-        <w:t>[6]</w:t>
-      </w:r>
-      <w:r>
-        <w:t xml:space="preserve"> AVCDL tertiary document</w:t>
-      </w:r>
-      <w:r>
-        <w:t>.</w:t>
       </w:r>
     </w:p>
     <w:p>
@@ -1478,14 +1494,7 @@
           <w:b/>
           <w:bCs/>
         </w:rPr>
-        <w:t>Secure Settings – Apply Options</w:t>
-      </w:r>
-      <w:r>
-        <w:rPr>
-          <w:b/>
-          <w:bCs/>
-        </w:rPr>
-        <w:t xml:space="preserve"> Procedure </w:t>
+        <w:t xml:space="preserve">Secure Settings – Apply Options Procedure </w:t>
       </w:r>
       <w:r>
         <w:t xml:space="preserve">(AVCDL </w:t>
